--- a/Docs/SecurityDocs/SD14-SIMPLE MORTGAGE DEED (BY BORROWER).docx
+++ b/Docs/SecurityDocs/SD14-SIMPLE MORTGAGE DEED (BY BORROWER).docx
@@ -1,6 +1,6 @@
 
 <file path=word/document.xml><?xml version="1.0" encoding="utf-8"?>
-<w:document xmlns:wpc="http://schemas.microsoft.com/office/word/2010/wordprocessingCanvas" xmlns:cx="http://schemas.microsoft.com/office/drawing/2014/chartex" xmlns:cx1="http://schemas.microsoft.com/office/drawing/2015/9/8/chartex" xmlns:cx2="http://schemas.microsoft.com/office/drawing/2015/10/21/chartex" xmlns:cx3="http://schemas.microsoft.com/office/drawing/2016/5/9/chartex" xmlns:cx4="http://schemas.microsoft.com/office/drawing/2016/5/10/chartex" xmlns:cx5="http://schemas.microsoft.com/office/drawing/2016/5/11/chartex" xmlns:cx6="http://schemas.microsoft.com/office/drawing/2016/5/12/chartex" xmlns:cx7="http://schemas.microsoft.com/office/drawing/2016/5/13/chartex" xmlns:cx8="http://schemas.microsoft.com/office/drawing/2016/5/14/chartex" xmlns:mc="http://schemas.openxmlformats.org/markup-compatibility/2006" xmlns:aink="http://schemas.microsoft.com/office/drawing/2016/ink" xmlns:am3d="http://schemas.microsoft.com/office/drawing/2017/model3d" xmlns:o="urn:schemas-microsoft-com:office:office" xmlns:oel="http://schemas.microsoft.com/office/2019/extlst" xmlns:r="http://schemas.openxmlformats.org/officeDocument/2006/relationships" xmlns:m="http://schemas.openxmlformats.org/officeDocument/2006/math" xmlns:v="urn:schemas-microsoft-com:vml" xmlns:wp14="http://schemas.microsoft.com/office/word/2010/wordprocessingDrawing" xmlns:wp="http://schemas.openxmlformats.org/drawingml/2006/wordprocessingDrawing" xmlns:w10="urn:schemas-microsoft-com:office:word" xmlns:w="http://schemas.openxmlformats.org/wordprocessingml/2006/main" xmlns:w14="http://schemas.microsoft.com/office/word/2010/wordml" xmlns:w15="http://schemas.microsoft.com/office/word/2012/wordml" xmlns:w16cei="http://schemas.microsoft.com/office/word/2026/wordml/cei" xmlns:w16cex="http://schemas.microsoft.com/office/word/2018/wordml/cex" xmlns:w16cid="http://schemas.microsoft.com/office/word/2016/wordml/cid" xmlns:w16="http://schemas.microsoft.com/office/word/2018/wordml" xmlns:w16du="http://schemas.microsoft.com/office/word/2023/wordml/word16du" xmlns:w16sdtdh="http://schemas.microsoft.com/office/word/2020/wordml/sdtdatahash" xmlns:w16sdtfl="http://schemas.microsoft.com/office/word/2024/wordml/sdtformatlock" xmlns:w16se="http://schemas.microsoft.com/office/word/2015/wordml/symex" xmlns:wpg="http://schemas.microsoft.com/office/word/2010/wordprocessingGroup" xmlns:wpi="http://schemas.microsoft.com/office/word/2010/wordprocessingInk" xmlns:wne="http://schemas.microsoft.com/office/word/2006/wordml" xmlns:wps="http://schemas.microsoft.com/office/word/2010/wordprocessingShape" mc:Ignorable="w14 w15 w16se w16cid w16 w16cex w16sdtdh w16sdtfl w16du wp14">
+<w:document xmlns:wpc="http://schemas.microsoft.com/office/word/2010/wordprocessingCanvas" xmlns:cx="http://schemas.microsoft.com/office/drawing/2014/chartex" xmlns:cx1="http://schemas.microsoft.com/office/drawing/2015/9/8/chartex" xmlns:cx2="http://schemas.microsoft.com/office/drawing/2015/10/21/chartex" xmlns:cx3="http://schemas.microsoft.com/office/drawing/2016/5/9/chartex" xmlns:cx4="http://schemas.microsoft.com/office/drawing/2016/5/10/chartex" xmlns:cx5="http://schemas.microsoft.com/office/drawing/2016/5/11/chartex" xmlns:cx6="http://schemas.microsoft.com/office/drawing/2016/5/12/chartex" xmlns:cx7="http://schemas.microsoft.com/office/drawing/2016/5/13/chartex" xmlns:cx8="http://schemas.microsoft.com/office/drawing/2016/5/14/chartex" xmlns:mc="http://schemas.openxmlformats.org/markup-compatibility/2006" xmlns:aink="http://schemas.microsoft.com/office/drawing/2016/ink" xmlns:am3d="http://schemas.microsoft.com/office/drawing/2017/model3d" xmlns:o="urn:schemas-microsoft-com:office:office" xmlns:oel="http://schemas.microsoft.com/office/2019/extlst" xmlns:r="http://schemas.openxmlformats.org/officeDocument/2006/relationships" xmlns:m="http://schemas.openxmlformats.org/officeDocument/2006/math" xmlns:v="urn:schemas-microsoft-com:vml" xmlns:wp14="http://schemas.microsoft.com/office/word/2010/wordprocessingDrawing" xmlns:wp="http://schemas.openxmlformats.org/drawingml/2006/wordprocessingDrawing" xmlns:w10="urn:schemas-microsoft-com:office:word" xmlns:w="http://schemas.openxmlformats.org/wordprocessingml/2006/main" xmlns:w14="http://schemas.microsoft.com/office/word/2010/wordml" xmlns:w15="http://schemas.microsoft.com/office/word/2012/wordml" xmlns:w16cex="http://schemas.microsoft.com/office/word/2018/wordml/cex" xmlns:w16cid="http://schemas.microsoft.com/office/word/2016/wordml/cid" xmlns:w16="http://schemas.microsoft.com/office/word/2018/wordml" xmlns:w16du="http://schemas.microsoft.com/office/word/2023/wordml/word16du" xmlns:w16sdtdh="http://schemas.microsoft.com/office/word/2020/wordml/sdtdatahash" xmlns:w16sdtfl="http://schemas.microsoft.com/office/word/2024/wordml/sdtformatlock" xmlns:w16se="http://schemas.microsoft.com/office/word/2015/wordml/symex" xmlns:wpg="http://schemas.microsoft.com/office/word/2010/wordprocessingGroup" xmlns:wpi="http://schemas.microsoft.com/office/word/2010/wordprocessingInk" xmlns:wne="http://schemas.microsoft.com/office/word/2006/wordml" xmlns:wps="http://schemas.microsoft.com/office/word/2010/wordprocessingShape" mc:Ignorable="w14 w15 w16se w16cid w16 w16cex w16sdtdh w16sdtfl w16du wp14">
   <w:body>
     <w:p>
       <w:pPr>
@@ -24,7 +24,57 @@
         <w:jc w:val="both"/>
       </w:pPr>
       <w:r>
-        <w:t xml:space="preserve">THIS DEED of mortgage made on the {{DAY}} day of {{MONTH}} 20{{YEAR_YY}} (Two Thousand and {{YEAR_YY}}) BETWEEN {{BORROWER_NAME}} Indian inhabitant, aged about {{AGE}} years residing at {{BORROWER_ADDRESS}} (hereinafter called 'the Mortgagor' more fully described in Schedule I hereunder, which expression include his heirs, executors, administrators and successors) of the One Part and </w:t>
+        <w:t xml:space="preserve">THIS DEED of mortgage made on the </w:t>
+      </w:r>
+      <w:r>
+        <w:rPr>
+          <w:b/>
+          <w:bCs/>
+        </w:rPr>
+        <w:t>{{DAY}}</w:t>
+      </w:r>
+      <w:r>
+        <w:t xml:space="preserve"> day of </w:t>
+      </w:r>
+      <w:r>
+        <w:rPr>
+          <w:b/>
+          <w:bCs/>
+        </w:rPr>
+        <w:t>{{MONTH}} 20{{YEAR_YY}}</w:t>
+      </w:r>
+      <w:r>
+        <w:t xml:space="preserve"> (Two Thousand and </w:t>
+      </w:r>
+      <w:r>
+        <w:rPr>
+          <w:b/>
+          <w:bCs/>
+        </w:rPr>
+        <w:t>{{YEAR_YY}}</w:t>
+      </w:r>
+      <w:r>
+        <w:t xml:space="preserve">) BETWEEN </w:t>
+      </w:r>
+      <w:r>
+        <w:rPr>
+          <w:b/>
+          <w:bCs/>
+        </w:rPr>
+        <w:t>{{BORROWER_NAME}}</w:t>
+      </w:r>
+      <w:r>
+        <w:t xml:space="preserve"> Indian inhabitant, aged about {{AGE}} years residing at </w:t>
+      </w:r>
+      <w:r>
+        <w:rPr>
+          <w:b/>
+          <w:bCs/>
+        </w:rPr>
+        <w:t>{{BORROWER_ADDRESS}}</w:t>
+      </w:r>
+      <w:r>
+        <w:t xml:space="preserve"> (hereinafter called 'the Mortgagor' more fully described in Schedule I hereunder, which expression include his heirs, executors, administrators and successors) of the One Part and </w:t>
       </w:r>
     </w:p>
     <w:p>
@@ -32,15 +82,46 @@
         <w:jc w:val="both"/>
       </w:pPr>
       <w:r>
-        <w:t xml:space="preserve">UNION BANK OF INDIA, a body corporate constituted under the Banking Companies (Acquisition &amp; Transfer of Undertakings) Act No. V of 1970 having its Head Office at 239, Vidhan Bhavan Marg, Nariman Point, Mumbai - 400 021 in the state of Maharashtra and its Branch Office inter-alia at {{BRANCH_NAME}} (hereinafter called 'the Mortgagees' which expression shall include their successors and assigns) of the Other Part. </w:t>
+        <w:t xml:space="preserve">UNION BANK OF INDIA, a body corporate constituted under the Banking Companies (Acquisition &amp; Transfer of Undertakings) Act No. V of 1970 having its Head Office at 239, Vidhan Bhavan Marg, Nariman Point, Mumbai - 400 021 in the state of Maharashtra and its Branch Office inter-alia at </w:t>
+      </w:r>
+      <w:r>
+        <w:rPr>
+          <w:b/>
+          <w:bCs/>
+        </w:rPr>
+        <w:t>{{BRANCH_NAME}}</w:t>
+      </w:r>
+      <w:r>
+        <w:t xml:space="preserve"> (hereinafter called 'the Mortgagees' which expression shall include their successors and assigns) of the Other Part. </w:t>
       </w:r>
     </w:p>
     <w:p>
       <w:pPr>
         <w:jc w:val="both"/>
-      </w:pPr>
-      <w:r>
-        <w:t xml:space="preserve">WHEREAS the Mortgagor has applied to the Mortgagees for the grant of Loan / Credit facilities to the extent of Rs. {{LOAN_AMOUNT_FIGURE}} for the purpose of {{LOAN_PURPOSE}} </w:t>
+        <w:rPr>
+          <w:b/>
+          <w:bCs/>
+        </w:rPr>
+      </w:pPr>
+      <w:r>
+        <w:t xml:space="preserve">WHEREAS the Mortgagor has applied to the Mortgagees for the grant of Loan / Credit facilities to the extent of Rs. </w:t>
+      </w:r>
+      <w:r>
+        <w:rPr>
+          <w:b/>
+          <w:bCs/>
+        </w:rPr>
+        <w:t>{{LOAN_AMOUNT_FIGURE}}</w:t>
+      </w:r>
+      <w:r>
+        <w:t xml:space="preserve"> for the purpose of </w:t>
+      </w:r>
+      <w:r>
+        <w:rPr>
+          <w:b/>
+          <w:bCs/>
+        </w:rPr>
+        <w:t xml:space="preserve">{{LOAN_PURPOSE}} </w:t>
       </w:r>
     </w:p>
     <w:p>
@@ -48,7 +129,47 @@
         <w:jc w:val="both"/>
       </w:pPr>
       <w:r>
-        <w:t xml:space="preserve">AND WHEREAS the Mortgagees have agreed to grant Loan / Credit facilities up to Rs. {{LOAN_AMOUNT_FIGURE}} from time to time to the Mortgagor and the Mortgagor agreeing to utilise the amounts so advanced for purposes applied for and on such terms and conditions conveyed to the Mortgagor by the Mortgagee vide Sanction Letter No {{SANCTION_LETTER_NO}} dated {{SANCTION_DATE}} and those terms &amp; conditions shall be treated as part and parcel of this Deed and on the Mortgagor securing the same by executing a Mortgage of his property situated at {{PROPERTY_ADDRESS}} </w:t>
+        <w:t xml:space="preserve">AND WHEREAS the Mortgagees have agreed to grant Loan / Credit facilities up to Rs. </w:t>
+      </w:r>
+      <w:r>
+        <w:rPr>
+          <w:b/>
+          <w:bCs/>
+        </w:rPr>
+        <w:t>{{LOAN_AMOUNT_FIGURE}}</w:t>
+      </w:r>
+      <w:r>
+        <w:t xml:space="preserve"> from time to time to the Mortgagor and the Mortgagor agreeing to utilise the amounts so advanced for purposes applied for and on such terms and conditions conveyed to the Mortgagor by the Mortgagee vide Sanction Letter No </w:t>
+      </w:r>
+      <w:r>
+        <w:rPr>
+          <w:b/>
+          <w:bCs/>
+        </w:rPr>
+        <w:t>{{SANCTION_LETTER_NO}}</w:t>
+      </w:r>
+      <w:r>
+        <w:t xml:space="preserve"> dated </w:t>
+      </w:r>
+      <w:r>
+        <w:rPr>
+          <w:b/>
+          <w:bCs/>
+        </w:rPr>
+        <w:t>{{SANCTION_DATE}}</w:t>
+      </w:r>
+      <w:r>
+        <w:t xml:space="preserve"> and those terms &amp; conditions shall be treated as part and parcel of this Deed and on the Mortgagor securing the same by executing a Mortgage of his property situated at </w:t>
+      </w:r>
+      <w:r>
+        <w:rPr>
+          <w:b/>
+          <w:bCs/>
+        </w:rPr>
+        <w:t>{{PROPERTY_ADDRESS}}</w:t>
+      </w:r>
+      <w:r>
+        <w:t xml:space="preserve"> </w:t>
       </w:r>
     </w:p>
     <w:p>
@@ -68,38 +189,102 @@
         <w:jc w:val="both"/>
       </w:pPr>
       <w:r>
-        <w:t xml:space="preserve">(a) In pursuance of the above representations and agreements and in consideration of the Mortgagees having granted or agreed to grant Loan / Credit facilities from time to time up to Rs. {{LOAN_AMOUNT_FIGURE}} to the Mortgagor on such terms and conditions as may be stipulated by the Mortgagees from time to time, the Mortgagor as beneficial owner hereby transfers to the Mortgagees by way of mortgage ALL those pieces of land bearing Survey Nos. {{LAND_DETAILS_SCHEDULE_3}} together with all buildings and structures thereon situated at {{PROPERTY_ADDRESS}} and more particularly described in the Schedule II hereunder written (hereinafter called 'the said premises') as a security for repayment of the amounts so advanced with interest at the rate of </w:t>
-      </w:r>
-    </w:p>
-    <w:p>
-      <w:pPr>
-        <w:pStyle w:val="ListParagraph"/>
+        <w:t xml:space="preserve">(a) In pursuance of the above representations and agreements and in consideration of the Mortgagees having granted or agreed to grant Loan / Credit facilities from time to time up to Rs. </w:t>
+      </w:r>
+      <w:r>
+        <w:rPr>
+          <w:b/>
+          <w:bCs/>
+        </w:rPr>
+        <w:t>{{LOAN_AMOUNT_FIGURE}}</w:t>
+      </w:r>
+      <w:r>
+        <w:t xml:space="preserve"> to the Mortgagor on such terms and conditions as may be stipulated by the Mortgagees from time to time, the Mortgagor as beneficial owner hereby transfers to the Mortgagees by way of mortgage ALL those pieces of land bearing Survey Nos. </w:t>
+      </w:r>
+      <w:r>
+        <w:rPr>
+          <w:b/>
+          <w:bCs/>
+        </w:rPr>
+        <w:t>{{LAND_DETAILS_SCHEDULE_3}}</w:t>
+      </w:r>
+      <w:r>
+        <w:t xml:space="preserve"> together with all buildings and structures thereon situated at </w:t>
+      </w:r>
+      <w:r>
+        <w:rPr>
+          <w:b/>
+          <w:bCs/>
+        </w:rPr>
+        <w:t>{{PROPERTY_ADDRESS}}</w:t>
+      </w:r>
+      <w:r>
+        <w:t xml:space="preserve"> and more particularly described in the Schedule II hereunder written (hereinafter called 'the said premises') as a security for repayment of the amounts so advanced with interest at the rate of </w:t>
+      </w:r>
+    </w:p>
+    <w:p>
+      <w:pPr>
         <w:jc w:val="both"/>
-        <w:rPr>
-          <w:b/>
-          <w:bCs/>
-        </w:rPr>
       </w:pPr>
       <w:proofErr w:type="spellStart"/>
       <w:r>
-        <w:rPr>
-          <w:b/>
-          <w:bCs/>
-        </w:rPr>
         <w:t>i</w:t>
       </w:r>
       <w:proofErr w:type="spellEnd"/>
       <w:r>
-        <w:rPr>
-          <w:b/>
-          <w:bCs/>
-        </w:rPr>
-        <w:t xml:space="preserve">) {{INTEREST_RATE}} percentage per annum with {{INTEREST_RESTS}} rests </w:t>
-      </w:r>
-    </w:p>
-    <w:p>
-      <w:pPr>
-        <w:pStyle w:val="ListParagraph"/>
+        <w:t xml:space="preserve">) </w:t>
+      </w:r>
+      <w:r>
+        <w:rPr>
+          <w:b/>
+          <w:bCs/>
+        </w:rPr>
+        <w:t>{{</w:t>
+      </w:r>
+      <w:r>
+        <w:rPr>
+          <w:b/>
+          <w:bCs/>
+        </w:rPr>
+        <w:t>FIXED_</w:t>
+      </w:r>
+      <w:r>
+        <w:rPr>
+          <w:b/>
+          <w:bCs/>
+        </w:rPr>
+        <w:t>INTEREST_RATE}}</w:t>
+      </w:r>
+      <w:r>
+        <w:t xml:space="preserve"> percentage per annum with </w:t>
+      </w:r>
+      <w:r>
+        <w:rPr>
+          <w:b/>
+          <w:bCs/>
+        </w:rPr>
+        <w:t>{{</w:t>
+      </w:r>
+      <w:r>
+        <w:rPr>
+          <w:b/>
+          <w:bCs/>
+        </w:rPr>
+        <w:t>FIXED_</w:t>
+      </w:r>
+      <w:r>
+        <w:rPr>
+          <w:b/>
+          <w:bCs/>
+        </w:rPr>
+        <w:t>INTEREST_RESTS}}</w:t>
+      </w:r>
+      <w:r>
+        <w:t xml:space="preserve"> rests </w:t>
+      </w:r>
+    </w:p>
+    <w:p>
+      <w:pPr>
         <w:jc w:val="center"/>
         <w:rPr>
           <w:b/>
@@ -116,25 +301,65 @@
     </w:p>
     <w:p>
       <w:pPr>
-        <w:pStyle w:val="ListParagraph"/>
         <w:jc w:val="both"/>
-        <w:rPr>
-          <w:b/>
-          <w:bCs/>
-        </w:rPr>
-      </w:pPr>
-      <w:r>
-        <w:rPr>
-          <w:b/>
-          <w:bCs/>
-        </w:rPr>
+      </w:pPr>
+      <w:r>
         <w:lastRenderedPageBreak/>
-        <w:t xml:space="preserve">ii) {{MCLR_RATE}} % per annum being the applicable Bank's lending rate / 1 yr/2Yr/3Yr/6M/3M/1M/Overnight MCLR rate which is {{MCLR_CURRENT_RATE}} % per annum at present plus spread of {{MCLR_SPREAD_RATE}} % per monthly/quarterly/half Yearly / Annual rests </w:t>
-      </w:r>
-    </w:p>
-    <w:p>
-      <w:pPr>
-        <w:pStyle w:val="ListParagraph"/>
+        <w:t xml:space="preserve">ii) </w:t>
+      </w:r>
+      <w:r>
+        <w:rPr>
+          <w:b/>
+          <w:bCs/>
+        </w:rPr>
+        <w:t>{{MCLR</w:t>
+      </w:r>
+      <w:r>
+        <w:rPr>
+          <w:b/>
+          <w:bCs/>
+        </w:rPr>
+        <w:t>_APPLICABLE</w:t>
+      </w:r>
+      <w:r>
+        <w:rPr>
+          <w:b/>
+          <w:bCs/>
+        </w:rPr>
+        <w:t>_RATE}}</w:t>
+      </w:r>
+      <w:r>
+        <w:t xml:space="preserve"> % per annum being the applicable Bank's lending rate/ 1 yr/2Yr/3Yr/6M/3M/1M/Overnight </w:t>
+      </w:r>
+      <w:r>
+        <w:t xml:space="preserve">- </w:t>
+      </w:r>
+      <w:r>
+        <w:t xml:space="preserve">MCLR rate which is </w:t>
+      </w:r>
+      <w:r>
+        <w:rPr>
+          <w:b/>
+          <w:bCs/>
+        </w:rPr>
+        <w:t>{{MCLR_CURRENT_RATE}}</w:t>
+      </w:r>
+      <w:r>
+        <w:t xml:space="preserve"> % per annum at present plus spread of </w:t>
+      </w:r>
+      <w:r>
+        <w:rPr>
+          <w:b/>
+          <w:bCs/>
+        </w:rPr>
+        <w:t xml:space="preserve">{{MCLR_SPREAD_RATE}} </w:t>
+      </w:r>
+      <w:r>
+        <w:t xml:space="preserve">% per monthly/quarterly/Half Yearly / Annual rests </w:t>
+      </w:r>
+    </w:p>
+    <w:p>
+      <w:pPr>
         <w:jc w:val="center"/>
         <w:rPr>
           <w:b/>
@@ -151,39 +376,86 @@
     </w:p>
     <w:p>
       <w:pPr>
-        <w:pStyle w:val="ListParagraph"/>
         <w:jc w:val="both"/>
-        <w:rPr>
-          <w:b/>
-          <w:bCs/>
-        </w:rPr>
-      </w:pPr>
-      <w:r>
-        <w:rPr>
-          <w:b/>
-          <w:bCs/>
-        </w:rPr>
-        <w:t xml:space="preserve">iii) {{INTEREST_RATE}} % per annum being EBLR rate (comprising of RBI Repo Rate and Spread) which is {{EBLR_RATE}} % per annum at present plus Premium of {{EBLR_PREMIUM_RATE}} % at present compounded monthly/quarterly/half Yearly / annually </w:t>
-      </w:r>
-      <w:r>
-        <w:rPr>
-          <w:b/>
-          <w:bCs/>
-          <w:u w:val="single"/>
-        </w:rPr>
-        <w:t>("Spread" means the rate chargeable to the Borrower by the Bank to cover its costs and shall comprise of operating cost and capital charge. "Premium" means the rate chargeable to the Borrower by the Bank based on the yearly credit assessment/rating of the Borrower and shall comprises of credit risk premium and strategic premium</w:t>
-      </w:r>
-      <w:r>
-        <w:rPr>
-          <w:b/>
-          <w:bCs/>
-        </w:rPr>
-        <w:t xml:space="preserve">) </w:t>
-      </w:r>
-    </w:p>
-    <w:p>
-      <w:pPr>
-        <w:pStyle w:val="ListParagraph"/>
+      </w:pPr>
+      <w:r>
+        <w:t xml:space="preserve">iii) </w:t>
+      </w:r>
+      <w:r>
+        <w:rPr>
+          <w:b/>
+          <w:bCs/>
+        </w:rPr>
+        <w:t>{{</w:t>
+      </w:r>
+      <w:r>
+        <w:rPr>
+          <w:b/>
+          <w:bCs/>
+        </w:rPr>
+        <w:t>EBLR_APPLICABLE</w:t>
+      </w:r>
+      <w:r>
+        <w:rPr>
+          <w:b/>
+          <w:bCs/>
+        </w:rPr>
+        <w:t>_RATE}}</w:t>
+      </w:r>
+      <w:r>
+        <w:t xml:space="preserve"> % per annum being EBLR rate (comprising of RBI Repo Rate and Spread) which is </w:t>
+      </w:r>
+      <w:r>
+        <w:rPr>
+          <w:b/>
+          <w:bCs/>
+        </w:rPr>
+        <w:t>{{EBLR</w:t>
+      </w:r>
+      <w:r>
+        <w:rPr>
+          <w:b/>
+          <w:bCs/>
+        </w:rPr>
+        <w:t>_CURRENT</w:t>
+      </w:r>
+      <w:r>
+        <w:rPr>
+          <w:b/>
+          <w:bCs/>
+        </w:rPr>
+        <w:t>_RATE}}</w:t>
+      </w:r>
+      <w:r>
+        <w:t xml:space="preserve"> % per annum at present plus Premium of </w:t>
+      </w:r>
+      <w:r>
+        <w:rPr>
+          <w:b/>
+          <w:bCs/>
+        </w:rPr>
+        <w:t>{{</w:t>
+      </w:r>
+      <w:r>
+        <w:rPr>
+          <w:b/>
+          <w:bCs/>
+        </w:rPr>
+        <w:t>EBLR_</w:t>
+      </w:r>
+      <w:r>
+        <w:rPr>
+          <w:b/>
+          <w:bCs/>
+        </w:rPr>
+        <w:t xml:space="preserve">PREMIUM_RATE}} </w:t>
+      </w:r>
+      <w:r>
+        <w:t xml:space="preserve">% at present compounded monthly/quarterly/half yearly/annually ("Spread" means the rate chargeable to the Borrower by the Bank to cover its costs and shall comprise of operating cost and capital charge. "Premium" means the rate chargeable to the Borrower by the Bank based on the yearly credit assessment/rating of the Borrower and shall comprises of credit risk premium and strategic premium) </w:t>
+      </w:r>
+    </w:p>
+    <w:p>
+      <w:pPr>
         <w:jc w:val="both"/>
         <w:rPr>
           <w:b/>
@@ -357,7 +629,17 @@
         <w:jc w:val="both"/>
       </w:pPr>
       <w:r>
-        <w:t xml:space="preserve">(f) that this mortgage shall be a continuing security for the ultimate sum of money not exceeding Rs. {{LOAN_AMOUNT_FIGURE}} at any one time and interest thereon as also the costs, charges and expenses that may become payable by the Mortgagor to the Mortgagees upon any account / accounts opened or to be opened in or credit facilities granted the name of the Mortgagor from time to time for granting credit or other financial facilities to the mortgagor and such account/s is / are not to be considered to be closed for the purpose of this security and this security shall not be considered as exhausted or discharged or released merely by reason of the said account/s being brought to credit at any time or from time to time. </w:t>
+        <w:t xml:space="preserve">(f) that this mortgage shall be a continuing security for the ultimate sum of money not exceeding Rs. </w:t>
+      </w:r>
+      <w:r>
+        <w:rPr>
+          <w:b/>
+          <w:bCs/>
+        </w:rPr>
+        <w:t>{{LOAN_AMOUNT_FIGURE}}</w:t>
+      </w:r>
+      <w:r>
+        <w:t xml:space="preserve"> at any one time and interest thereon as also the costs, charges and expenses that may become payable by the Mortgagor to the Mortgagees upon any account / accounts opened or to be opened in or credit facilities granted the name of the Mortgagor from time to time for granting credit or other financial facilities to the mortgagor and such account/s is / are not to be considered to be closed for the purpose of this security and this security shall not be considered as exhausted or discharged or released merely by reason of the said account/s being brought to credit at any time or from time to time. </w:t>
       </w:r>
     </w:p>
     <w:p>
@@ -1245,7 +1527,17 @@
       </w:r>
     </w:p>
     <w:p>
-      <w:r>
+      <w:pPr>
+        <w:rPr>
+          <w:b/>
+          <w:bCs/>
+        </w:rPr>
+      </w:pPr>
+      <w:r>
+        <w:rPr>
+          <w:b/>
+          <w:bCs/>
+        </w:rPr>
         <w:t xml:space="preserve">{{PROPERTY_DESCRIPTION_SCHEDULE_2}} </w:t>
       </w:r>
     </w:p>
@@ -1263,7 +1555,17 @@
       </w:r>
     </w:p>
     <w:p>
-      <w:r>
+      <w:pPr>
+        <w:rPr>
+          <w:b/>
+          <w:bCs/>
+        </w:rPr>
+      </w:pPr>
+      <w:r>
+        <w:rPr>
+          <w:b/>
+          <w:bCs/>
+        </w:rPr>
         <w:t xml:space="preserve">{{LAND_DETAILS_SCHEDULE_3}} </w:t>
       </w:r>
     </w:p>
@@ -1322,7 +1624,7 @@
 </file>
 
 <file path=word/endnotes.xml><?xml version="1.0" encoding="utf-8"?>
-<w:endnotes xmlns:wpc="http://schemas.microsoft.com/office/word/2010/wordprocessingCanvas" xmlns:cx="http://schemas.microsoft.com/office/drawing/2014/chartex" xmlns:cx1="http://schemas.microsoft.com/office/drawing/2015/9/8/chartex" xmlns:cx2="http://schemas.microsoft.com/office/drawing/2015/10/21/chartex" xmlns:cx3="http://schemas.microsoft.com/office/drawing/2016/5/9/chartex" xmlns:cx4="http://schemas.microsoft.com/office/drawing/2016/5/10/chartex" xmlns:cx5="http://schemas.microsoft.com/office/drawing/2016/5/11/chartex" xmlns:cx6="http://schemas.microsoft.com/office/drawing/2016/5/12/chartex" xmlns:cx7="http://schemas.microsoft.com/office/drawing/2016/5/13/chartex" xmlns:cx8="http://schemas.microsoft.com/office/drawing/2016/5/14/chartex" xmlns:mc="http://schemas.openxmlformats.org/markup-compatibility/2006" xmlns:aink="http://schemas.microsoft.com/office/drawing/2016/ink" xmlns:am3d="http://schemas.microsoft.com/office/drawing/2017/model3d" xmlns:o="urn:schemas-microsoft-com:office:office" xmlns:oel="http://schemas.microsoft.com/office/2019/extlst" xmlns:r="http://schemas.openxmlformats.org/officeDocument/2006/relationships" xmlns:m="http://schemas.openxmlformats.org/officeDocument/2006/math" xmlns:v="urn:schemas-microsoft-com:vml" xmlns:wp14="http://schemas.microsoft.com/office/word/2010/wordprocessingDrawing" xmlns:wp="http://schemas.openxmlformats.org/drawingml/2006/wordprocessingDrawing" xmlns:w10="urn:schemas-microsoft-com:office:word" xmlns:w="http://schemas.openxmlformats.org/wordprocessingml/2006/main" xmlns:w14="http://schemas.microsoft.com/office/word/2010/wordml" xmlns:w15="http://schemas.microsoft.com/office/word/2012/wordml" xmlns:w16cei="http://schemas.microsoft.com/office/word/2026/wordml/cei" xmlns:w16cex="http://schemas.microsoft.com/office/word/2018/wordml/cex" xmlns:w16cid="http://schemas.microsoft.com/office/word/2016/wordml/cid" xmlns:w16="http://schemas.microsoft.com/office/word/2018/wordml" xmlns:w16du="http://schemas.microsoft.com/office/word/2023/wordml/word16du" xmlns:w16sdtdh="http://schemas.microsoft.com/office/word/2020/wordml/sdtdatahash" xmlns:w16sdtfl="http://schemas.microsoft.com/office/word/2024/wordml/sdtformatlock" xmlns:w16se="http://schemas.microsoft.com/office/word/2015/wordml/symex" xmlns:wpg="http://schemas.microsoft.com/office/word/2010/wordprocessingGroup" xmlns:wpi="http://schemas.microsoft.com/office/word/2010/wordprocessingInk" xmlns:wne="http://schemas.microsoft.com/office/word/2006/wordml" xmlns:wps="http://schemas.microsoft.com/office/word/2010/wordprocessingShape" mc:Ignorable="w14 w15 w16se w16cid w16 w16cex w16sdtdh w16sdtfl w16du wp14">
+<w:endnotes xmlns:wpc="http://schemas.microsoft.com/office/word/2010/wordprocessingCanvas" xmlns:cx="http://schemas.microsoft.com/office/drawing/2014/chartex" xmlns:cx1="http://schemas.microsoft.com/office/drawing/2015/9/8/chartex" xmlns:cx2="http://schemas.microsoft.com/office/drawing/2015/10/21/chartex" xmlns:cx3="http://schemas.microsoft.com/office/drawing/2016/5/9/chartex" xmlns:cx4="http://schemas.microsoft.com/office/drawing/2016/5/10/chartex" xmlns:cx5="http://schemas.microsoft.com/office/drawing/2016/5/11/chartex" xmlns:cx6="http://schemas.microsoft.com/office/drawing/2016/5/12/chartex" xmlns:cx7="http://schemas.microsoft.com/office/drawing/2016/5/13/chartex" xmlns:cx8="http://schemas.microsoft.com/office/drawing/2016/5/14/chartex" xmlns:mc="http://schemas.openxmlformats.org/markup-compatibility/2006" xmlns:aink="http://schemas.microsoft.com/office/drawing/2016/ink" xmlns:am3d="http://schemas.microsoft.com/office/drawing/2017/model3d" xmlns:o="urn:schemas-microsoft-com:office:office" xmlns:oel="http://schemas.microsoft.com/office/2019/extlst" xmlns:r="http://schemas.openxmlformats.org/officeDocument/2006/relationships" xmlns:m="http://schemas.openxmlformats.org/officeDocument/2006/math" xmlns:v="urn:schemas-microsoft-com:vml" xmlns:wp14="http://schemas.microsoft.com/office/word/2010/wordprocessingDrawing" xmlns:wp="http://schemas.openxmlformats.org/drawingml/2006/wordprocessingDrawing" xmlns:w10="urn:schemas-microsoft-com:office:word" xmlns:w="http://schemas.openxmlformats.org/wordprocessingml/2006/main" xmlns:w14="http://schemas.microsoft.com/office/word/2010/wordml" xmlns:w15="http://schemas.microsoft.com/office/word/2012/wordml" xmlns:w16cex="http://schemas.microsoft.com/office/word/2018/wordml/cex" xmlns:w16cid="http://schemas.microsoft.com/office/word/2016/wordml/cid" xmlns:w16="http://schemas.microsoft.com/office/word/2018/wordml" xmlns:w16du="http://schemas.microsoft.com/office/word/2023/wordml/word16du" xmlns:w16sdtdh="http://schemas.microsoft.com/office/word/2020/wordml/sdtdatahash" xmlns:w16sdtfl="http://schemas.microsoft.com/office/word/2024/wordml/sdtformatlock" xmlns:w16se="http://schemas.microsoft.com/office/word/2015/wordml/symex" xmlns:wpg="http://schemas.microsoft.com/office/word/2010/wordprocessingGroup" xmlns:wpi="http://schemas.microsoft.com/office/word/2010/wordprocessingInk" xmlns:wne="http://schemas.microsoft.com/office/word/2006/wordml" xmlns:wps="http://schemas.microsoft.com/office/word/2010/wordprocessingShape" mc:Ignorable="w14 w15 w16se w16cid w16 w16cex w16sdtdh w16sdtfl w16du wp14">
   <w:endnote w:type="separator" w:id="-1">
     <w:p>
       <w:pPr>
@@ -1347,7 +1649,7 @@
 </file>
 
 <file path=word/footer1.xml><?xml version="1.0" encoding="utf-8"?>
-<w:ftr xmlns:wpc="http://schemas.microsoft.com/office/word/2010/wordprocessingCanvas" xmlns:cx="http://schemas.microsoft.com/office/drawing/2014/chartex" xmlns:cx1="http://schemas.microsoft.com/office/drawing/2015/9/8/chartex" xmlns:cx2="http://schemas.microsoft.com/office/drawing/2015/10/21/chartex" xmlns:cx3="http://schemas.microsoft.com/office/drawing/2016/5/9/chartex" xmlns:cx4="http://schemas.microsoft.com/office/drawing/2016/5/10/chartex" xmlns:cx5="http://schemas.microsoft.com/office/drawing/2016/5/11/chartex" xmlns:cx6="http://schemas.microsoft.com/office/drawing/2016/5/12/chartex" xmlns:cx7="http://schemas.microsoft.com/office/drawing/2016/5/13/chartex" xmlns:cx8="http://schemas.microsoft.com/office/drawing/2016/5/14/chartex" xmlns:mc="http://schemas.openxmlformats.org/markup-compatibility/2006" xmlns:aink="http://schemas.microsoft.com/office/drawing/2016/ink" xmlns:am3d="http://schemas.microsoft.com/office/drawing/2017/model3d" xmlns:o="urn:schemas-microsoft-com:office:office" xmlns:oel="http://schemas.microsoft.com/office/2019/extlst" xmlns:r="http://schemas.openxmlformats.org/officeDocument/2006/relationships" xmlns:m="http://schemas.openxmlformats.org/officeDocument/2006/math" xmlns:v="urn:schemas-microsoft-com:vml" xmlns:wp14="http://schemas.microsoft.com/office/word/2010/wordprocessingDrawing" xmlns:wp="http://schemas.openxmlformats.org/drawingml/2006/wordprocessingDrawing" xmlns:w10="urn:schemas-microsoft-com:office:word" xmlns:w="http://schemas.openxmlformats.org/wordprocessingml/2006/main" xmlns:w14="http://schemas.microsoft.com/office/word/2010/wordml" xmlns:w15="http://schemas.microsoft.com/office/word/2012/wordml" xmlns:w16cei="http://schemas.microsoft.com/office/word/2026/wordml/cei" xmlns:w16cex="http://schemas.microsoft.com/office/word/2018/wordml/cex" xmlns:w16cid="http://schemas.microsoft.com/office/word/2016/wordml/cid" xmlns:w16="http://schemas.microsoft.com/office/word/2018/wordml" xmlns:w16du="http://schemas.microsoft.com/office/word/2023/wordml/word16du" xmlns:w16sdtdh="http://schemas.microsoft.com/office/word/2020/wordml/sdtdatahash" xmlns:w16sdtfl="http://schemas.microsoft.com/office/word/2024/wordml/sdtformatlock" xmlns:w16se="http://schemas.microsoft.com/office/word/2015/wordml/symex" xmlns:wpg="http://schemas.microsoft.com/office/word/2010/wordprocessingGroup" xmlns:wpi="http://schemas.microsoft.com/office/word/2010/wordprocessingInk" xmlns:wne="http://schemas.microsoft.com/office/word/2006/wordml" xmlns:wps="http://schemas.microsoft.com/office/word/2010/wordprocessingShape" mc:Ignorable="w14 w15 w16se w16cid w16 w16cex w16sdtdh w16sdtfl w16du wp14">
+<w:ftr xmlns:wpc="http://schemas.microsoft.com/office/word/2010/wordprocessingCanvas" xmlns:cx="http://schemas.microsoft.com/office/drawing/2014/chartex" xmlns:cx1="http://schemas.microsoft.com/office/drawing/2015/9/8/chartex" xmlns:cx2="http://schemas.microsoft.com/office/drawing/2015/10/21/chartex" xmlns:cx3="http://schemas.microsoft.com/office/drawing/2016/5/9/chartex" xmlns:cx4="http://schemas.microsoft.com/office/drawing/2016/5/10/chartex" xmlns:cx5="http://schemas.microsoft.com/office/drawing/2016/5/11/chartex" xmlns:cx6="http://schemas.microsoft.com/office/drawing/2016/5/12/chartex" xmlns:cx7="http://schemas.microsoft.com/office/drawing/2016/5/13/chartex" xmlns:cx8="http://schemas.microsoft.com/office/drawing/2016/5/14/chartex" xmlns:mc="http://schemas.openxmlformats.org/markup-compatibility/2006" xmlns:aink="http://schemas.microsoft.com/office/drawing/2016/ink" xmlns:am3d="http://schemas.microsoft.com/office/drawing/2017/model3d" xmlns:o="urn:schemas-microsoft-com:office:office" xmlns:oel="http://schemas.microsoft.com/office/2019/extlst" xmlns:r="http://schemas.openxmlformats.org/officeDocument/2006/relationships" xmlns:m="http://schemas.openxmlformats.org/officeDocument/2006/math" xmlns:v="urn:schemas-microsoft-com:vml" xmlns:wp14="http://schemas.microsoft.com/office/word/2010/wordprocessingDrawing" xmlns:wp="http://schemas.openxmlformats.org/drawingml/2006/wordprocessingDrawing" xmlns:w10="urn:schemas-microsoft-com:office:word" xmlns:w="http://schemas.openxmlformats.org/wordprocessingml/2006/main" xmlns:w14="http://schemas.microsoft.com/office/word/2010/wordml" xmlns:w15="http://schemas.microsoft.com/office/word/2012/wordml" xmlns:w16cex="http://schemas.microsoft.com/office/word/2018/wordml/cex" xmlns:w16cid="http://schemas.microsoft.com/office/word/2016/wordml/cid" xmlns:w16="http://schemas.microsoft.com/office/word/2018/wordml" xmlns:w16du="http://schemas.microsoft.com/office/word/2023/wordml/word16du" xmlns:w16sdtdh="http://schemas.microsoft.com/office/word/2020/wordml/sdtdatahash" xmlns:w16sdtfl="http://schemas.microsoft.com/office/word/2024/wordml/sdtformatlock" xmlns:w16se="http://schemas.microsoft.com/office/word/2015/wordml/symex" xmlns:wpg="http://schemas.microsoft.com/office/word/2010/wordprocessingGroup" xmlns:wpi="http://schemas.microsoft.com/office/word/2010/wordprocessingInk" xmlns:wne="http://schemas.microsoft.com/office/word/2006/wordml" xmlns:wps="http://schemas.microsoft.com/office/word/2010/wordprocessingShape" mc:Ignorable="w14 w15 w16se w16cid w16 w16cex w16sdtdh w16sdtfl w16du wp14">
   <w:sdt>
     <w:sdtPr>
       <w:id w:val="2016412"/>
@@ -1414,7 +1716,7 @@
 </file>
 
 <file path=word/footnotes.xml><?xml version="1.0" encoding="utf-8"?>
-<w:footnotes xmlns:wpc="http://schemas.microsoft.com/office/word/2010/wordprocessingCanvas" xmlns:cx="http://schemas.microsoft.com/office/drawing/2014/chartex" xmlns:cx1="http://schemas.microsoft.com/office/drawing/2015/9/8/chartex" xmlns:cx2="http://schemas.microsoft.com/office/drawing/2015/10/21/chartex" xmlns:cx3="http://schemas.microsoft.com/office/drawing/2016/5/9/chartex" xmlns:cx4="http://schemas.microsoft.com/office/drawing/2016/5/10/chartex" xmlns:cx5="http://schemas.microsoft.com/office/drawing/2016/5/11/chartex" xmlns:cx6="http://schemas.microsoft.com/office/drawing/2016/5/12/chartex" xmlns:cx7="http://schemas.microsoft.com/office/drawing/2016/5/13/chartex" xmlns:cx8="http://schemas.microsoft.com/office/drawing/2016/5/14/chartex" xmlns:mc="http://schemas.openxmlformats.org/markup-compatibility/2006" xmlns:aink="http://schemas.microsoft.com/office/drawing/2016/ink" xmlns:am3d="http://schemas.microsoft.com/office/drawing/2017/model3d" xmlns:o="urn:schemas-microsoft-com:office:office" xmlns:oel="http://schemas.microsoft.com/office/2019/extlst" xmlns:r="http://schemas.openxmlformats.org/officeDocument/2006/relationships" xmlns:m="http://schemas.openxmlformats.org/officeDocument/2006/math" xmlns:v="urn:schemas-microsoft-com:vml" xmlns:wp14="http://schemas.microsoft.com/office/word/2010/wordprocessingDrawing" xmlns:wp="http://schemas.openxmlformats.org/drawingml/2006/wordprocessingDrawing" xmlns:w10="urn:schemas-microsoft-com:office:word" xmlns:w="http://schemas.openxmlformats.org/wordprocessingml/2006/main" xmlns:w14="http://schemas.microsoft.com/office/word/2010/wordml" xmlns:w15="http://schemas.microsoft.com/office/word/2012/wordml" xmlns:w16cei="http://schemas.microsoft.com/office/word/2026/wordml/cei" xmlns:w16cex="http://schemas.microsoft.com/office/word/2018/wordml/cex" xmlns:w16cid="http://schemas.microsoft.com/office/word/2016/wordml/cid" xmlns:w16="http://schemas.microsoft.com/office/word/2018/wordml" xmlns:w16du="http://schemas.microsoft.com/office/word/2023/wordml/word16du" xmlns:w16sdtdh="http://schemas.microsoft.com/office/word/2020/wordml/sdtdatahash" xmlns:w16sdtfl="http://schemas.microsoft.com/office/word/2024/wordml/sdtformatlock" xmlns:w16se="http://schemas.microsoft.com/office/word/2015/wordml/symex" xmlns:wpg="http://schemas.microsoft.com/office/word/2010/wordprocessingGroup" xmlns:wpi="http://schemas.microsoft.com/office/word/2010/wordprocessingInk" xmlns:wne="http://schemas.microsoft.com/office/word/2006/wordml" xmlns:wps="http://schemas.microsoft.com/office/word/2010/wordprocessingShape" mc:Ignorable="w14 w15 w16se w16cid w16 w16cex w16sdtdh w16sdtfl w16du wp14">
+<w:footnotes xmlns:wpc="http://schemas.microsoft.com/office/word/2010/wordprocessingCanvas" xmlns:cx="http://schemas.microsoft.com/office/drawing/2014/chartex" xmlns:cx1="http://schemas.microsoft.com/office/drawing/2015/9/8/chartex" xmlns:cx2="http://schemas.microsoft.com/office/drawing/2015/10/21/chartex" xmlns:cx3="http://schemas.microsoft.com/office/drawing/2016/5/9/chartex" xmlns:cx4="http://schemas.microsoft.com/office/drawing/2016/5/10/chartex" xmlns:cx5="http://schemas.microsoft.com/office/drawing/2016/5/11/chartex" xmlns:cx6="http://schemas.microsoft.com/office/drawing/2016/5/12/chartex" xmlns:cx7="http://schemas.microsoft.com/office/drawing/2016/5/13/chartex" xmlns:cx8="http://schemas.microsoft.com/office/drawing/2016/5/14/chartex" xmlns:mc="http://schemas.openxmlformats.org/markup-compatibility/2006" xmlns:aink="http://schemas.microsoft.com/office/drawing/2016/ink" xmlns:am3d="http://schemas.microsoft.com/office/drawing/2017/model3d" xmlns:o="urn:schemas-microsoft-com:office:office" xmlns:oel="http://schemas.microsoft.com/office/2019/extlst" xmlns:r="http://schemas.openxmlformats.org/officeDocument/2006/relationships" xmlns:m="http://schemas.openxmlformats.org/officeDocument/2006/math" xmlns:v="urn:schemas-microsoft-com:vml" xmlns:wp14="http://schemas.microsoft.com/office/word/2010/wordprocessingDrawing" xmlns:wp="http://schemas.openxmlformats.org/drawingml/2006/wordprocessingDrawing" xmlns:w10="urn:schemas-microsoft-com:office:word" xmlns:w="http://schemas.openxmlformats.org/wordprocessingml/2006/main" xmlns:w14="http://schemas.microsoft.com/office/word/2010/wordml" xmlns:w15="http://schemas.microsoft.com/office/word/2012/wordml" xmlns:w16cex="http://schemas.microsoft.com/office/word/2018/wordml/cex" xmlns:w16cid="http://schemas.microsoft.com/office/word/2016/wordml/cid" xmlns:w16="http://schemas.microsoft.com/office/word/2018/wordml" xmlns:w16du="http://schemas.microsoft.com/office/word/2023/wordml/word16du" xmlns:w16sdtdh="http://schemas.microsoft.com/office/word/2020/wordml/sdtdatahash" xmlns:w16sdtfl="http://schemas.microsoft.com/office/word/2024/wordml/sdtformatlock" xmlns:w16se="http://schemas.microsoft.com/office/word/2015/wordml/symex" xmlns:wpg="http://schemas.microsoft.com/office/word/2010/wordprocessingGroup" xmlns:wpi="http://schemas.microsoft.com/office/word/2010/wordprocessingInk" xmlns:wne="http://schemas.microsoft.com/office/word/2006/wordml" xmlns:wps="http://schemas.microsoft.com/office/word/2010/wordprocessingShape" mc:Ignorable="w14 w15 w16se w16cid w16 w16cex w16sdtdh w16sdtfl w16du wp14">
   <w:footnote w:type="separator" w:id="-1">
     <w:p>
       <w:pPr>
@@ -1439,7 +1741,7 @@
 </file>
 
 <file path=word/numbering.xml><?xml version="1.0" encoding="utf-8"?>
-<w:numbering xmlns:wpc="http://schemas.microsoft.com/office/word/2010/wordprocessingCanvas" xmlns:cx="http://schemas.microsoft.com/office/drawing/2014/chartex" xmlns:cx1="http://schemas.microsoft.com/office/drawing/2015/9/8/chartex" xmlns:cx2="http://schemas.microsoft.com/office/drawing/2015/10/21/chartex" xmlns:cx3="http://schemas.microsoft.com/office/drawing/2016/5/9/chartex" xmlns:cx4="http://schemas.microsoft.com/office/drawing/2016/5/10/chartex" xmlns:cx5="http://schemas.microsoft.com/office/drawing/2016/5/11/chartex" xmlns:cx6="http://schemas.microsoft.com/office/drawing/2016/5/12/chartex" xmlns:cx7="http://schemas.microsoft.com/office/drawing/2016/5/13/chartex" xmlns:cx8="http://schemas.microsoft.com/office/drawing/2016/5/14/chartex" xmlns:mc="http://schemas.openxmlformats.org/markup-compatibility/2006" xmlns:aink="http://schemas.microsoft.com/office/drawing/2016/ink" xmlns:am3d="http://schemas.microsoft.com/office/drawing/2017/model3d" xmlns:o="urn:schemas-microsoft-com:office:office" xmlns:oel="http://schemas.microsoft.com/office/2019/extlst" xmlns:r="http://schemas.openxmlformats.org/officeDocument/2006/relationships" xmlns:m="http://schemas.openxmlformats.org/officeDocument/2006/math" xmlns:v="urn:schemas-microsoft-com:vml" xmlns:wp14="http://schemas.microsoft.com/office/word/2010/wordprocessingDrawing" xmlns:wp="http://schemas.openxmlformats.org/drawingml/2006/wordprocessingDrawing" xmlns:w10="urn:schemas-microsoft-com:office:word" xmlns:w="http://schemas.openxmlformats.org/wordprocessingml/2006/main" xmlns:w14="http://schemas.microsoft.com/office/word/2010/wordml" xmlns:w15="http://schemas.microsoft.com/office/word/2012/wordml" xmlns:w16cei="http://schemas.microsoft.com/office/word/2026/wordml/cei" xmlns:w16cex="http://schemas.microsoft.com/office/word/2018/wordml/cex" xmlns:w16cid="http://schemas.microsoft.com/office/word/2016/wordml/cid" xmlns:w16="http://schemas.microsoft.com/office/word/2018/wordml" xmlns:w16du="http://schemas.microsoft.com/office/word/2023/wordml/word16du" xmlns:w16sdtdh="http://schemas.microsoft.com/office/word/2020/wordml/sdtdatahash" xmlns:w16sdtfl="http://schemas.microsoft.com/office/word/2024/wordml/sdtformatlock" xmlns:w16se="http://schemas.microsoft.com/office/word/2015/wordml/symex" xmlns:wpg="http://schemas.microsoft.com/office/word/2010/wordprocessingGroup" xmlns:wpi="http://schemas.microsoft.com/office/word/2010/wordprocessingInk" xmlns:wne="http://schemas.microsoft.com/office/word/2006/wordml" xmlns:wps="http://schemas.microsoft.com/office/word/2010/wordprocessingShape" mc:Ignorable="w14 w15 w16se w16cid w16 w16cex w16sdtdh w16sdtfl w16du wp14">
+<w:numbering xmlns:wpc="http://schemas.microsoft.com/office/word/2010/wordprocessingCanvas" xmlns:cx="http://schemas.microsoft.com/office/drawing/2014/chartex" xmlns:cx1="http://schemas.microsoft.com/office/drawing/2015/9/8/chartex" xmlns:cx2="http://schemas.microsoft.com/office/drawing/2015/10/21/chartex" xmlns:cx3="http://schemas.microsoft.com/office/drawing/2016/5/9/chartex" xmlns:cx4="http://schemas.microsoft.com/office/drawing/2016/5/10/chartex" xmlns:cx5="http://schemas.microsoft.com/office/drawing/2016/5/11/chartex" xmlns:cx6="http://schemas.microsoft.com/office/drawing/2016/5/12/chartex" xmlns:cx7="http://schemas.microsoft.com/office/drawing/2016/5/13/chartex" xmlns:cx8="http://schemas.microsoft.com/office/drawing/2016/5/14/chartex" xmlns:mc="http://schemas.openxmlformats.org/markup-compatibility/2006" xmlns:aink="http://schemas.microsoft.com/office/drawing/2016/ink" xmlns:am3d="http://schemas.microsoft.com/office/drawing/2017/model3d" xmlns:o="urn:schemas-microsoft-com:office:office" xmlns:oel="http://schemas.microsoft.com/office/2019/extlst" xmlns:r="http://schemas.openxmlformats.org/officeDocument/2006/relationships" xmlns:m="http://schemas.openxmlformats.org/officeDocument/2006/math" xmlns:v="urn:schemas-microsoft-com:vml" xmlns:wp14="http://schemas.microsoft.com/office/word/2010/wordprocessingDrawing" xmlns:wp="http://schemas.openxmlformats.org/drawingml/2006/wordprocessingDrawing" xmlns:w10="urn:schemas-microsoft-com:office:word" xmlns:w="http://schemas.openxmlformats.org/wordprocessingml/2006/main" xmlns:w14="http://schemas.microsoft.com/office/word/2010/wordml" xmlns:w15="http://schemas.microsoft.com/office/word/2012/wordml" xmlns:w16cex="http://schemas.microsoft.com/office/word/2018/wordml/cex" xmlns:w16cid="http://schemas.microsoft.com/office/word/2016/wordml/cid" xmlns:w16="http://schemas.microsoft.com/office/word/2018/wordml" xmlns:w16du="http://schemas.microsoft.com/office/word/2023/wordml/word16du" xmlns:w16sdtdh="http://schemas.microsoft.com/office/word/2020/wordml/sdtdatahash" xmlns:w16sdtfl="http://schemas.microsoft.com/office/word/2024/wordml/sdtformatlock" xmlns:w16se="http://schemas.microsoft.com/office/word/2015/wordml/symex" xmlns:wpg="http://schemas.microsoft.com/office/word/2010/wordprocessingGroup" xmlns:wpi="http://schemas.microsoft.com/office/word/2010/wordprocessingInk" xmlns:wne="http://schemas.microsoft.com/office/word/2006/wordml" xmlns:wps="http://schemas.microsoft.com/office/word/2010/wordprocessingShape" mc:Ignorable="w14 w15 w16se w16cid w16 w16cex w16sdtdh w16sdtfl w16du wp14">
   <w:abstractNum w:abstractNumId="0" w15:restartNumberingAfterBreak="0">
     <w:nsid w:val="05C50D8D"/>
     <w:multiLevelType w:val="multilevel"/>
